--- a/ebooks-Raw/book-creating-guide.docx
+++ b/ebooks-Raw/book-creating-guide.docx
@@ -7792,7 +7792,7 @@
         <w:pStyle w:val="FirstParagraph"/>
       </w:pPr>
       <w:r>
-        <w:t>- Body text is justified, with a first-line indent of about 1.5em, except the first paragraph after a heading (no indent).</w:t>
+        <w:t>- Body text is left-aligned, ragged right, not justified (section 5), with a first-line indent of about 1.5em, except the first paragraph after a heading (no indent).</w:t>
       </w:r>
     </w:p>
     <w:p>

--- a/ebooks-Raw/book-creating-guide.docx
+++ b/ebooks-Raw/book-creating-guide.docx
@@ -7480,7 +7480,7 @@
         <w:pStyle w:val="FirstParagraph"/>
       </w:pPr>
       <w:r>
-        <w:t>Inputs: the topic entry in ebook-topics/topics-log.json, the house guide (ebooks-Raw/guide.docx, version 2.1), and ebooks-Raw/ebook-prompts.md (this file).</w:t>
+        <w:t>Inputs: the topic entry in ebook-topics/topics-log.json, the house guide (ebooks-Raw/book-creating-guide.docx, version 2.1), and section 21 of that guide (these prompts).</w:t>
       </w:r>
     </w:p>
     <w:p>
